--- a/Outreach_Message_Builder_User_Guide.docx
+++ b/Outreach_Message_Builder_User_Guide.docx
@@ -188,7 +188,7 @@
                 <w:sz w:val="18"/>
                 <w:szCs w:val="18"/>
               </w:rPr>
-              <w:t xml:space="preserve">Only needed if you choose the downloadable Word document output format. Settings → Capabilities, toggle it on.</w:t>
+              <w:t xml:space="preserve">Only needed if you choose the downloadable Word document output format.</w:t>
             </w:r>
           </w:p>
         </w:tc>
@@ -205,7 +205,7 @@
           <w:sz w:val="20"/>
           <w:szCs w:val="20"/>
         </w:rPr>
-        <w:t xml:space="preserve">Unlike the other two tools in this family, this one doesn't strictly require Web search — it's drafting messages from research you've already provided, not looking anything up live.</w:t>
+        <w:t xml:space="preserve">Unlike the other two tools in this family, this one doesn't strictly require Web search — it's drafting messages from research you've already provided.</w:t>
       </w:r>
     </w:p>
     <w:p>
@@ -460,20 +460,6 @@
     </w:tbl>
     <w:p>
       <w:pPr>
-        <w:spacing w:before="160"/>
-      </w:pPr>
-      <w:r>
-        <w:rPr>
-          <w:rFonts w:ascii="Arial" w:cs="Arial" w:eastAsia="Arial" w:hAnsi="Arial"/>
-          <w:color w:val="444444"/>
-          <w:sz w:val="20"/>
-          <w:szCs w:val="20"/>
-        </w:rPr>
-        <w:t xml:space="preserve">Same reasoning as the other two: this couldn't be baked into the original research prompt, because it needs data (Key Contacts, Warm Introduction Path, Category) that only exists after that research is done.</w:t>
-      </w:r>
-    </w:p>
-    <w:p>
-      <w:pPr>
         <w:pStyle w:val="Heading1"/>
         <w:spacing w:after="120" w:before="280"/>
       </w:pPr>
@@ -516,7 +502,7 @@
           <w:sz w:val="20"/>
           <w:szCs w:val="20"/>
         </w:rPr>
-        <w:t xml:space="preserve">The tracker's relevant columns — Company, Key Contacts / Priority Titles, Warm Introduction Path, Category — aren't adjacent to each other in the sheet. To copy them together anyway:</w:t>
+        <w:t xml:space="preserve">The tracker's relevant columns — Company, Key Contacts / Priority Titles, Warm Introduction Path, Category — aren't adjacent to each other in the sheet.</w:t>
       </w:r>
     </w:p>
     <w:p>
@@ -573,7 +559,7 @@
           <w:sz w:val="20"/>
           <w:szCs w:val="20"/>
         </w:rPr>
-        <w:t xml:space="preserve">Copy (Ctrl/Cmd+C) — Excel copies multi-selected non-adjacent columns together, tab-separated, in the order you clicked them.</w:t>
+        <w:t xml:space="preserve">Copy (Ctrl/Cmd+C).</w:t>
       </w:r>
     </w:p>
     <w:p>
@@ -630,7 +616,7 @@
           <w:sz w:val="20"/>
           <w:szCs w:val="20"/>
         </w:rPr>
-        <w:t xml:space="preserve">Check the parsed list — every field is editable inline, any row removable with the × button.</w:t>
+        <w:t xml:space="preserve">Check the parsed list — every field is editable inline. A fifth field, Target Audience, appears as a dropdown next to each row — set it manually per row after parsing if you want it.</w:t>
       </w:r>
     </w:p>
     <w:p>
@@ -655,7 +641,7 @@
           <w:sz w:val="20"/>
           <w:szCs w:val="20"/>
         </w:rPr>
-        <w:t xml:space="preserve"> — no paste at all? Click + Add row manually to build a row from scratch.</w:t>
+        <w:t xml:space="preserve"> — click + Add row manually to build a row from scratch: company, contact, warm intro path, category, and target audience.</w:t>
       </w:r>
     </w:p>
     <w:p>
@@ -790,7 +776,7 @@
                 <w:sz w:val="18"/>
                 <w:szCs w:val="18"/>
               </w:rPr>
-              <w:t xml:space="preserve">LinkedIn connection request, LinkedIn InMail/message, or Email. Connection requests get a strict ~300-character limit enforced automatically.</w:t>
+              <w:t xml:space="preserve">LinkedIn connection request, LinkedIn InMail/message, or Email. Connection requests get a strict ~300-character limit. Email additionally requires a specific Subject line for every variant.</w:t>
             </w:r>
           </w:p>
         </w:tc>
@@ -894,7 +880,7 @@
                 <w:sz w:val="18"/>
                 <w:szCs w:val="18"/>
               </w:rPr>
-              <w:t xml:space="preserve">Optional, same field as the other two tools. Grounds the message in something real rather than generic filler.</w:t>
+              <w:t xml:space="preserve">Optional. Grounds the message in something real rather than generic filler.</w:t>
             </w:r>
           </w:p>
         </w:tc>
@@ -914,7 +900,7 @@
           <w:sz w:val="26"/>
           <w:szCs w:val="26"/>
         </w:rPr>
-        <w:t xml:space="preserve">4. Why Every Company Gets a Different Message</w:t>
+        <w:t xml:space="preserve">4. Target Audience (Per Row, Optional)</w:t>
       </w:r>
     </w:p>
     <w:p>
@@ -928,27 +914,21 @@
           <w:sz w:val="20"/>
           <w:szCs w:val="20"/>
         </w:rPr>
-        <w:t xml:space="preserve">The core design principle: </w:t>
-      </w:r>
-      <w:r>
-        <w:rPr>
-          <w:rFonts w:ascii="Arial" w:cs="Arial" w:eastAsia="Arial" w:hAnsi="Arial"/>
-          <w:b/>
-          <w:bCs/>
-          <w:color w:val="444444"/>
-          <w:sz w:val="20"/>
-          <w:szCs w:val="20"/>
-        </w:rPr>
-        <w:t xml:space="preserve">the same Warm Introduction Path value should produce a structurally different message, not just a name swap.</w:t>
-      </w:r>
-      <w:r>
-        <w:rPr>
-          <w:rFonts w:ascii="Arial" w:cs="Arial" w:eastAsia="Arial" w:hAnsi="Arial"/>
-          <w:color w:val="444444"/>
-          <w:sz w:val="20"/>
-          <w:szCs w:val="20"/>
-        </w:rPr>
-        <w:t xml:space="preserve"> A company where Warm Introduction Path says “direct — former colleagues” should read differently from one where it says “no direct connection — executive search firm.”</w:t>
+        <w:t xml:space="preserve">Each row gets a Target Audience dropdown: (auto-detect), Recruiter, Hiring Manager, Cold Outreach, or Warm Outreach (referral / existing connection).</w:t>
+      </w:r>
+    </w:p>
+    <w:p>
+      <w:pPr>
+        <w:spacing w:after="160"/>
+      </w:pPr>
+      <w:r>
+        <w:rPr>
+          <w:rFonts w:ascii="Arial" w:cs="Arial" w:eastAsia="Arial" w:hAnsi="Arial"/>
+          <w:color w:val="444444"/>
+          <w:sz w:val="20"/>
+          <w:szCs w:val="20"/>
+        </w:rPr>
+        <w:t xml:space="preserve">This is a separate dimension from Warm Introduction Path, not a replacement. Warm Introduction Path carries the specific narrative detail; Target Audience gives Claude an explicit, structured signal about who the message is going to and how it should be framed — a Recruiter is typically screening across many roles, while a Hiring Manager cares more about the specific team. Leave it on auto-detect and Claude infers the closest fit from Warm Introduction Path instead.</w:t>
       </w:r>
     </w:p>
     <w:p>
@@ -965,7 +945,7 @@
           <w:sz w:val="26"/>
           <w:szCs w:val="26"/>
         </w:rPr>
-        <w:t xml:space="preserve">5. The Reasoning Line (Not Optional)</w:t>
+        <w:t xml:space="preserve">5. Why Every Company Gets a Different Message</w:t>
       </w:r>
     </w:p>
     <w:p>
@@ -979,7 +959,18 @@
           <w:sz w:val="20"/>
           <w:szCs w:val="20"/>
         </w:rPr>
-        <w:t xml:space="preserve">For every company, the output includes one line of visible reasoning explaining which approach was taken and why. This is deliberately not something you can turn off — it's how you catch it if a Warm Introduction Path got misread, before you've already sent the message.</w:t>
+        <w:t xml:space="preserve">The core design principle: </w:t>
+      </w:r>
+      <w:r>
+        <w:rPr>
+          <w:rFonts w:ascii="Arial" w:cs="Arial" w:eastAsia="Arial" w:hAnsi="Arial"/>
+          <w:b/>
+          <w:bCs/>
+          <w:color w:val="444444"/>
+          <w:sz w:val="20"/>
+          <w:szCs w:val="20"/>
+        </w:rPr>
+        <w:t xml:space="preserve">the same Warm Introduction Path value should produce a structurally different message, not just a name swap.</w:t>
       </w:r>
     </w:p>
     <w:p>
@@ -996,7 +987,7 @@
           <w:sz w:val="26"/>
           <w:szCs w:val="26"/>
         </w:rPr>
-        <w:t xml:space="preserve">6. The Grounding Guardrail</w:t>
+        <w:t xml:space="preserve">6. The Reasoning Line (Not Optional)</w:t>
       </w:r>
     </w:p>
     <w:p>
@@ -1010,7 +1001,7 @@
           <w:sz w:val="20"/>
           <w:szCs w:val="20"/>
         </w:rPr>
-        <w:t xml:space="preserve">The other tools guard against fabricated data. This tool guards against fabricated relationships — the generated prompt explicitly tells Claude not to invent shared history, mutual connections, or personal specifics that weren't actually provided. An honestly generic message for a cold company is the correct output, not a flaw to fix.</w:t>
+        <w:t xml:space="preserve">For every company, the output includes one line of visible reasoning explaining which approach was taken and why. This is deliberately not something you can turn off.</w:t>
       </w:r>
     </w:p>
     <w:p>
@@ -1027,7 +1018,38 @@
           <w:sz w:val="26"/>
           <w:szCs w:val="26"/>
         </w:rPr>
-        <w:t xml:space="preserve">7. Output Format</w:t>
+        <w:t xml:space="preserve">7. The Grounding Guardrail</w:t>
+      </w:r>
+    </w:p>
+    <w:p>
+      <w:pPr>
+        <w:spacing w:after="160"/>
+      </w:pPr>
+      <w:r>
+        <w:rPr>
+          <w:rFonts w:ascii="Arial" w:cs="Arial" w:eastAsia="Arial" w:hAnsi="Arial"/>
+          <w:color w:val="444444"/>
+          <w:sz w:val="20"/>
+          <w:szCs w:val="20"/>
+        </w:rPr>
+        <w:t xml:space="preserve">The generated prompt explicitly tells Claude not to invent shared history, mutual connections, or personal specifics that weren't actually provided. An honestly generic message for a cold company is the correct output, not a flaw to fix.</w:t>
+      </w:r>
+    </w:p>
+    <w:p>
+      <w:pPr>
+        <w:pStyle w:val="Heading1"/>
+        <w:spacing w:after="120" w:before="280"/>
+      </w:pPr>
+      <w:r>
+        <w:rPr>
+          <w:rFonts w:ascii="Arial" w:cs="Arial" w:eastAsia="Arial" w:hAnsi="Arial"/>
+          <w:b/>
+          <w:bCs/>
+          <w:color w:val="0f2d3d"/>
+          <w:sz w:val="26"/>
+          <w:szCs w:val="26"/>
+        </w:rPr>
+        <w:t xml:space="preserve">8. Output Format</w:t>
       </w:r>
     </w:p>
     <w:p>
@@ -1057,7 +1079,7 @@
           <w:sz w:val="20"/>
           <w:szCs w:val="20"/>
         </w:rPr>
-        <w:t xml:space="preserve"> (default) — one section per company, each variant labeled, reasoning set visually apart.</w:t>
+        <w:t xml:space="preserve"> (default) — one section per company, each variant labeled (with its Subject line shown for Email), reasoning set visually apart.</w:t>
       </w:r>
     </w:p>
     <w:p>
@@ -1104,7 +1126,7 @@
           <w:sz w:val="26"/>
           <w:szCs w:val="26"/>
         </w:rPr>
-        <w:t xml:space="preserve">8. Typical Workflow, Start to Finish</w:t>
+        <w:t xml:space="preserve">9. Typical Workflow, Start to Finish</w:t>
       </w:r>
     </w:p>
     <w:p>
@@ -1161,7 +1183,7 @@
           <w:sz w:val="20"/>
           <w:szCs w:val="20"/>
         </w:rPr>
-        <w:t xml:space="preserve">Click Parse rows, check the preview.</w:t>
+        <w:t xml:space="preserve">Click Parse rows, check the preview, and set Target Audience per row if you want to be explicit.</w:t>
       </w:r>
     </w:p>
     <w:p>
@@ -1235,7 +1257,7 @@
           <w:sz w:val="26"/>
           <w:szCs w:val="26"/>
         </w:rPr>
-        <w:t xml:space="preserve">9. Quick Troubleshooting</w:t>
+        <w:t xml:space="preserve">10. Quick Troubleshooting</w:t>
       </w:r>
     </w:p>
     <w:tbl>
@@ -1405,7 +1427,7 @@
                 <w:sz w:val="18"/>
                 <w:szCs w:val="18"/>
               </w:rPr>
-              <w:t xml:space="preserve">Edit any field directly in the preview list.</w:t>
+              <w:t xml:space="preserve">Edit any field directly in the preview list; Target Audience is a dropdown next to them.</w:t>
             </w:r>
           </w:p>
         </w:tc>
@@ -1432,7 +1454,7 @@
                 <w:sz w:val="18"/>
                 <w:szCs w:val="18"/>
               </w:rPr>
-              <w:t xml:space="preserve">Prompt panel just shows placeholder text</w:t>
+              <w:t xml:space="preserve">Prompt panel shows placeholder text</w:t>
             </w:r>
           </w:p>
         </w:tc>
@@ -1457,7 +1479,7 @@
                 <w:sz w:val="18"/>
                 <w:szCs w:val="18"/>
               </w:rPr>
-              <w:t xml:space="preserve">You need at least one row with a Company filled in.</w:t>
+              <w:t xml:space="preserve">Need at least one row with a Company filled in.</w:t>
             </w:r>
           </w:p>
         </w:tc>
@@ -1509,7 +1531,7 @@
                 <w:sz w:val="18"/>
                 <w:szCs w:val="18"/>
               </w:rPr>
-              <w:t xml:space="preserve">Check whether Warm Introduction Path and Category actually came through in the paste.</w:t>
+              <w:t xml:space="preserve">Check Warm Introduction Path and Category came through; setting Target Audience explicitly can also help.</w:t>
             </w:r>
           </w:p>
         </w:tc>
@@ -1561,7 +1583,111 @@
                 <w:sz w:val="18"/>
                 <w:szCs w:val="18"/>
               </w:rPr>
-              <w:t xml:space="preserve">That's the ~300-character limit being enforced — try Formal/Direct tone.</w:t>
+              <w:t xml:space="preserve">That's the ~300-character limit — try Formal/Direct tone.</w:t>
+            </w:r>
+          </w:p>
+        </w:tc>
+      </w:tr>
+      <w:tr>
+        <w:tc>
+          <w:tcPr>
+            <w:tcW w:type="dxa" w:w="3400"/>
+            <w:shd w:fill="FAFCFF" w:val="clear"/>
+            <w:tcMar>
+              <w:top w:type="dxa" w:w="80"/>
+              <w:left w:type="dxa" w:w="100"/>
+              <w:bottom w:type="dxa" w:w="80"/>
+              <w:right w:type="dxa" w:w="100"/>
+            </w:tcMar>
+          </w:tcPr>
+          <w:p>
+            <w:r>
+              <w:rPr>
+                <w:rFonts w:ascii="Arial" w:cs="Arial" w:eastAsia="Arial" w:hAnsi="Arial"/>
+                <w:b w:val="false"/>
+                <w:bCs w:val="false"/>
+                <w:color w:val="444444"/>
+                <w:sz w:val="18"/>
+                <w:szCs w:val="18"/>
+              </w:rPr>
+              <w:t xml:space="preserve">Email output doesn't have a Subject line</w:t>
+            </w:r>
+          </w:p>
+        </w:tc>
+        <w:tc>
+          <w:tcPr>
+            <w:tcW w:type="dxa" w:w="5960"/>
+            <w:shd w:fill="FAFCFF" w:val="clear"/>
+            <w:tcMar>
+              <w:top w:type="dxa" w:w="80"/>
+              <w:left w:type="dxa" w:w="100"/>
+              <w:bottom w:type="dxa" w:w="80"/>
+              <w:right w:type="dxa" w:w="100"/>
+            </w:tcMar>
+          </w:tcPr>
+          <w:p>
+            <w:r>
+              <w:rPr>
+                <w:rFonts w:ascii="Arial" w:cs="Arial" w:eastAsia="Arial" w:hAnsi="Arial"/>
+                <w:b w:val="false"/>
+                <w:bCs w:val="false"/>
+                <w:color w:val="444444"/>
+                <w:sz w:val="18"/>
+                <w:szCs w:val="18"/>
+              </w:rPr>
+              <w:t xml:space="preserve">Should be automatic for Email channel — ask Claude directly to add one if missing.</w:t>
+            </w:r>
+          </w:p>
+        </w:tc>
+      </w:tr>
+      <w:tr>
+        <w:tc>
+          <w:tcPr>
+            <w:tcW w:type="dxa" w:w="3400"/>
+            <w:shd w:fill="FAFCFF" w:val="clear"/>
+            <w:tcMar>
+              <w:top w:type="dxa" w:w="80"/>
+              <w:left w:type="dxa" w:w="100"/>
+              <w:bottom w:type="dxa" w:w="80"/>
+              <w:right w:type="dxa" w:w="100"/>
+            </w:tcMar>
+          </w:tcPr>
+          <w:p>
+            <w:r>
+              <w:rPr>
+                <w:rFonts w:ascii="Arial" w:cs="Arial" w:eastAsia="Arial" w:hAnsi="Arial"/>
+                <w:b w:val="false"/>
+                <w:bCs w:val="false"/>
+                <w:color w:val="444444"/>
+                <w:sz w:val="18"/>
+                <w:szCs w:val="18"/>
+              </w:rPr>
+              <w:t xml:space="preserve">In ChatGPT, it asks clarifying questions instead of running the task</w:t>
+            </w:r>
+          </w:p>
+        </w:tc>
+        <w:tc>
+          <w:tcPr>
+            <w:tcW w:type="dxa" w:w="5960"/>
+            <w:shd w:fill="FAFCFF" w:val="clear"/>
+            <w:tcMar>
+              <w:top w:type="dxa" w:w="80"/>
+              <w:left w:type="dxa" w:w="100"/>
+              <w:bottom w:type="dxa" w:w="80"/>
+              <w:right w:type="dxa" w:w="100"/>
+            </w:tcMar>
+          </w:tcPr>
+          <w:p>
+            <w:r>
+              <w:rPr>
+                <w:rFonts w:ascii="Arial" w:cs="Arial" w:eastAsia="Arial" w:hAnsi="Arial"/>
+                <w:b w:val="false"/>
+                <w:bCs w:val="false"/>
+                <w:color w:val="444444"/>
+                <w:sz w:val="18"/>
+                <w:szCs w:val="18"/>
+              </w:rPr>
+              <w:t xml:space="preserve">The prompt opens with an explicit “execute this directly” instruction — restate it more bluntly as a follow-up if needed.</w:t>
             </w:r>
           </w:p>
         </w:tc>
